--- a/作业3.docx
+++ b/作业3.docx
@@ -76,6 +76,9 @@
     <w:p>
       <w:pPr>
         <w:spacing w:line="276" w:lineRule="auto"/>
+        <w:rPr>
+          <w:lang w:val="en-GB"/>
+        </w:rPr>
       </w:pPr>
     </w:p>
     <w:p>
@@ -133,14 +136,12 @@
         </w:rPr>
         <w:t>利用</w:t>
       </w:r>
-      <w:proofErr w:type="spellStart"/>
       <w:r>
         <w:rPr>
           <w:lang w:val="en-GB"/>
         </w:rPr>
         <w:t>readmatrix</w:t>
       </w:r>
-      <w:proofErr w:type="spellEnd"/>
       <w:r>
         <w:rPr>
           <w:rFonts w:hint="eastAsia"/>
@@ -148,14 +149,12 @@
         </w:rPr>
         <w:t>将</w:t>
       </w:r>
-      <w:proofErr w:type="spellStart"/>
       <w:r>
         <w:rPr>
           <w:lang w:val="en-GB"/>
         </w:rPr>
         <w:t>close_price</w:t>
       </w:r>
-      <w:proofErr w:type="spellEnd"/>
       <w:r>
         <w:rPr>
           <w:rFonts w:hint="eastAsia"/>
@@ -163,14 +162,12 @@
         </w:rPr>
         <w:t>、</w:t>
       </w:r>
-      <w:proofErr w:type="spellStart"/>
       <w:r>
         <w:rPr>
           <w:lang w:val="en-GB"/>
         </w:rPr>
         <w:t>market_capital</w:t>
       </w:r>
-      <w:proofErr w:type="spellEnd"/>
       <w:r>
         <w:rPr>
           <w:rFonts w:hint="eastAsia"/>
@@ -205,14 +202,12 @@
         </w:rPr>
         <w:t>根据</w:t>
       </w:r>
-      <w:proofErr w:type="spellStart"/>
       <w:r>
         <w:rPr>
           <w:lang w:val="en-GB"/>
         </w:rPr>
         <w:t>close_price</w:t>
       </w:r>
-      <w:proofErr w:type="spellEnd"/>
       <w:r>
         <w:rPr>
           <w:rFonts w:hint="eastAsia"/>
@@ -579,14 +574,12 @@
         </w:rPr>
         <w:t>计算</w:t>
       </w:r>
-      <w:proofErr w:type="spellStart"/>
       <w:r>
         <w:rPr>
           <w:lang w:val="en-GB"/>
         </w:rPr>
         <w:t>market_capital</w:t>
       </w:r>
-      <w:proofErr w:type="spellEnd"/>
       <w:r>
         <w:rPr>
           <w:rFonts w:hint="eastAsia"/>
@@ -823,6 +816,13 @@
                 <w:rFonts w:hint="eastAsia"/>
                 <w:lang w:val="en-GB"/>
               </w:rPr>
+              <w:t>一阶、二阶</w:t>
+            </w:r>
+            <w:r>
+              <w:rPr>
+                <w:rFonts w:hint="eastAsia"/>
+                <w:lang w:val="en-GB"/>
+              </w:rPr>
               <w:t>原点矩</w:t>
             </w:r>
           </w:p>
@@ -868,6 +868,13 @@
                 <w:rFonts w:hint="eastAsia"/>
                 <w:lang w:val="en-GB"/>
               </w:rPr>
+              <w:t>一阶、二阶</w:t>
+            </w:r>
+            <w:r>
+              <w:rPr>
+                <w:rFonts w:hint="eastAsia"/>
+                <w:lang w:val="en-GB"/>
+              </w:rPr>
               <w:t>中心矩</w:t>
             </w:r>
           </w:p>
@@ -902,17 +909,8 @@
           <w:rFonts w:hint="eastAsia"/>
           <w:lang w:val="en-GB"/>
         </w:rPr>
-        <w:t>利用</w:t>
-      </w:r>
-      <w:proofErr w:type="spellStart"/>
-      <w:r>
-        <w:rPr>
-          <w:rFonts w:hint="eastAsia"/>
-          <w:lang w:val="en-GB"/>
-        </w:rPr>
-        <w:t>cov</w:t>
-      </w:r>
-      <w:proofErr w:type="spellEnd"/>
+        <w:t>利用cov</w:t>
+      </w:r>
       <w:r>
         <w:rPr>
           <w:rFonts w:hint="eastAsia"/>
@@ -941,14 +939,12 @@
         </w:rPr>
         <w:t>，利用</w:t>
       </w:r>
-      <w:proofErr w:type="spellStart"/>
       <w:r>
         <w:rPr>
           <w:lang w:val="en-GB"/>
         </w:rPr>
         <w:t>imagesc</w:t>
       </w:r>
-      <w:proofErr w:type="spellEnd"/>
       <w:r>
         <w:rPr>
           <w:rFonts w:hint="eastAsia"/>
@@ -982,17 +978,8 @@
           <w:rFonts w:hint="eastAsia"/>
           <w:lang w:val="en-GB"/>
         </w:rPr>
-        <w:t>利用</w:t>
-      </w:r>
-      <w:proofErr w:type="spellStart"/>
-      <w:r>
-        <w:rPr>
-          <w:rFonts w:hint="eastAsia"/>
-          <w:lang w:val="en-GB"/>
-        </w:rPr>
-        <w:t>corrcoef</w:t>
-      </w:r>
-      <w:proofErr w:type="spellEnd"/>
+        <w:t>利用corrcoef</w:t>
+      </w:r>
       <w:r>
         <w:rPr>
           <w:rFonts w:hint="eastAsia"/>
@@ -1021,14 +1008,12 @@
         </w:rPr>
         <w:t>，利用</w:t>
       </w:r>
-      <w:proofErr w:type="spellStart"/>
       <w:r>
         <w:rPr>
           <w:lang w:val="en-GB"/>
         </w:rPr>
         <w:t>imagesc</w:t>
       </w:r>
-      <w:proofErr w:type="spellEnd"/>
       <w:r>
         <w:rPr>
           <w:rFonts w:hint="eastAsia"/>
@@ -1064,31 +1049,13 @@
         </w:rPr>
         <w:t>利用</w:t>
       </w:r>
-      <w:proofErr w:type="spellStart"/>
-      <w:r>
-        <w:rPr>
-          <w:rFonts w:hint="eastAsia"/>
-          <w:lang w:val="en-GB"/>
-        </w:rPr>
-        <w:t>ecdf</w:t>
-      </w:r>
-      <w:proofErr w:type="spellEnd"/>
-      <w:r>
-        <w:rPr>
-          <w:rFonts w:hint="eastAsia"/>
-          <w:lang w:val="en-GB"/>
-        </w:rPr>
-        <w:t>和</w:t>
-      </w:r>
-      <w:proofErr w:type="spellStart"/>
-      <w:r>
-        <w:rPr>
-          <w:rFonts w:hint="eastAsia"/>
-          <w:lang w:val="en-GB"/>
-        </w:rPr>
-        <w:t>ecdfhist</w:t>
-      </w:r>
-      <w:proofErr w:type="spellEnd"/>
+      <w:r>
+        <w:rPr>
+          <w:rFonts w:hint="eastAsia"/>
+          <w:lang w:val="en-GB"/>
+        </w:rPr>
+        <w:t>ecdf和ecdfhist</w:t>
+      </w:r>
       <w:r>
         <w:rPr>
           <w:rFonts w:hint="eastAsia"/>
@@ -1122,23 +1089,7 @@
           <w:rFonts w:hint="eastAsia"/>
           <w:lang w:val="en-GB"/>
         </w:rPr>
-        <w:t>，并利用</w:t>
-      </w:r>
-      <w:proofErr w:type="spellStart"/>
-      <w:r>
-        <w:rPr>
-          <w:rFonts w:hint="eastAsia"/>
-          <w:lang w:val="en-GB"/>
-        </w:rPr>
-        <w:t>normpdf</w:t>
-      </w:r>
-      <w:proofErr w:type="spellEnd"/>
-      <w:r>
-        <w:rPr>
-          <w:rFonts w:hint="eastAsia"/>
-          <w:lang w:val="en-GB"/>
-        </w:rPr>
-        <w:t>绘制概率密度函数</w:t>
+        <w:t>，并利用normpdf绘制概率密度函数</w:t>
       </w:r>
       <w:r>
         <w:rPr>
@@ -1213,55 +1164,7 @@
           <w:rFonts w:hint="eastAsia"/>
           <w:lang w:val="en-GB"/>
         </w:rPr>
-        <w:t>分别利用</w:t>
-      </w:r>
-      <w:proofErr w:type="spellStart"/>
-      <w:r>
-        <w:rPr>
-          <w:rFonts w:hint="eastAsia"/>
-          <w:lang w:val="en-GB"/>
-        </w:rPr>
-        <w:t>normplot</w:t>
-      </w:r>
-      <w:proofErr w:type="spellEnd"/>
-      <w:r>
-        <w:rPr>
-          <w:rFonts w:hint="eastAsia"/>
-          <w:lang w:val="en-GB"/>
-        </w:rPr>
-        <w:t>、</w:t>
-      </w:r>
-      <w:proofErr w:type="spellStart"/>
-      <w:r>
-        <w:rPr>
-          <w:rFonts w:hint="eastAsia"/>
-          <w:lang w:val="en-GB"/>
-        </w:rPr>
-        <w:t>probplot</w:t>
-      </w:r>
-      <w:proofErr w:type="spellEnd"/>
-      <w:r>
-        <w:rPr>
-          <w:rFonts w:hint="eastAsia"/>
-          <w:lang w:val="en-GB"/>
-        </w:rPr>
-        <w:t>、</w:t>
-      </w:r>
-      <w:proofErr w:type="spellStart"/>
-      <w:r>
-        <w:rPr>
-          <w:rFonts w:hint="eastAsia"/>
-          <w:lang w:val="en-GB"/>
-        </w:rPr>
-        <w:t>qqplot</w:t>
-      </w:r>
-      <w:proofErr w:type="spellEnd"/>
-      <w:r>
-        <w:rPr>
-          <w:rFonts w:hint="eastAsia"/>
-          <w:lang w:val="en-GB"/>
-        </w:rPr>
-        <w:t>拟合</w:t>
+        <w:t>分别利用normplot、probplot、qqplot拟合</w:t>
       </w:r>
       <w:r>
         <w:rPr>
@@ -1298,14 +1201,12 @@
         </w:rPr>
         <w:t>利用</w:t>
       </w:r>
-      <w:proofErr w:type="spellStart"/>
       <w:r>
         <w:rPr>
           <w:lang w:val="en-GB"/>
         </w:rPr>
         <w:t>readcell</w:t>
       </w:r>
-      <w:proofErr w:type="spellEnd"/>
       <w:r>
         <w:rPr>
           <w:rFonts w:hint="eastAsia"/>
@@ -1410,23 +1311,7 @@
           <w:rFonts w:hint="eastAsia"/>
           <w:lang w:val="en-GB"/>
         </w:rPr>
-        <w:t>利用</w:t>
-      </w:r>
-      <w:proofErr w:type="spellStart"/>
-      <w:r>
-        <w:rPr>
-          <w:rFonts w:hint="eastAsia"/>
-          <w:lang w:val="en-GB"/>
-        </w:rPr>
-        <w:t>HistRate</w:t>
-      </w:r>
-      <w:proofErr w:type="spellEnd"/>
-      <w:r>
-        <w:rPr>
-          <w:rFonts w:hint="eastAsia"/>
-          <w:lang w:val="en-GB"/>
-        </w:rPr>
-        <w:t>函数统计</w:t>
+        <w:t>利用HistRate函数统计</w:t>
       </w:r>
       <w:r>
         <w:rPr>
